--- a/downloads/intro-transcript-outro/35_E22.docx
+++ b/downloads/intro-transcript-outro/35_E22.docx
@@ -34,7 +34,15 @@
         <w:rPr>
           <w:color w:val="2EAF7D"/>
         </w:rPr>
-        <w:t xml:space="preserve">Collaboration équilibrée : chacun apporte, chacun reçoit. Attention aux projets où le laboratoire fournit et l’autre décide.</w:t>
+        <w:t xml:space="preserve">Les récits viennent de le dire : une collaboration se joue à la gouvernance, pas seulement à l’enthousiasme.</w:t>
+      </w:r>
+    </w:p>
+    <w:p>
+      <w:r>
+        <w:rPr>
+          <w:color w:val="2EAF7D"/>
+        </w:rPr>
+        <w:t xml:space="preserve">Écoutez l’équilibre. Reliez-le au contrat d’Antoine et à la voie de Virginia : un partenariat se lit comme un transfert, avec des apports de chaque côté.</w:t>
       </w:r>
     </w:p>
     <w:p>
@@ -281,7 +289,15 @@
         <w:rPr>
           <w:color w:val="F48C2E"/>
         </w:rPr>
-        <w:t xml:space="preserve">Un partenariat se lit à la gouvernance et à la PI, pas seulement à l’enthousiasme du démarrage.</w:t>
+        <w:t xml:space="preserve">Sans équilibre, le laboratoire recopie et l’autre décide.</w:t>
+      </w:r>
+    </w:p>
+    <w:p>
+      <w:r>
+        <w:rPr>
+          <w:color w:val="F48C2E"/>
+        </w:rPr>
+        <w:t xml:space="preserve">Rémi, ensuite, pose les trois verrous avant d’ouvrir les cahiers : secret, propriété, contrat. Le réflexe déclaration, étendu au partenaire.</w:t>
       </w:r>
     </w:p>
     <w:sectPr>
